--- a/docs/LJA — UML Use Case & Sequence Diagrams.docx
+++ b/docs/LJA — UML Use Case & Sequence Diagrams.docx
@@ -443,9 +443,9 @@
         <w:tblLook w:firstRow="1" w:lastRow="0" w:firstColumn="0" w:lastColumn="0" w:noHBand="0" w:noVBand="0" w:val="0020"/>
       </w:tblPr>
       <w:tblGrid>
-        <w:gridCol w:w="2640"/>
-        <w:gridCol w:w="2640"/>
-        <w:gridCol w:w="2640"/>
+        <w:gridCol w:w="1131"/>
+        <w:gridCol w:w="3960"/>
+        <w:gridCol w:w="2828"/>
       </w:tblGrid>
       <w:tr>
         <w:trPr>
